--- a/LAB2_1/Report_Lab_2-1_93642.docx
+++ b/LAB2_1/Report_Lab_2-1_93642.docx
@@ -18,6 +18,7 @@
           <w:rFonts w:cs="Times New Roman"/>
           <w:b/>
           <w:bCs/>
+          <w:color w:val="000000" w:themeColor="text1"/>
           <w:sz w:val="32"/>
           <w:szCs w:val="32"/>
         </w:rPr>
@@ -27,6 +28,7 @@
           <w:rFonts w:eastAsia="Times New Roman" w:cs="Times New Roman"/>
           <w:b/>
           <w:bCs/>
+          <w:color w:val="000000" w:themeColor="text1"/>
           <w:sz w:val="32"/>
           <w:szCs w:val="32"/>
           <w:lang w:val="lv-LV"/>
@@ -662,6 +664,7 @@
             </w:tabs>
             <w:rPr>
               <w:rFonts w:asciiTheme="minorHAnsi" w:eastAsiaTheme="minorEastAsia" w:hAnsiTheme="minorHAnsi"/>
+              <w:noProof/>
               <w:sz w:val="22"/>
             </w:rPr>
           </w:pPr>
@@ -674,11 +677,12 @@
           <w:r>
             <w:fldChar w:fldCharType="separate"/>
           </w:r>
-          <w:hyperlink w:anchor="_Toc216354040" w:tooltip="#_Toc216354040" w:history="1">
+          <w:hyperlink w:anchor="_Toc226934956" w:history="1">
             <w:r>
               <w:rPr>
                 <w:rStyle w:val="Hyperlink"/>
                 <w:rFonts w:eastAsia="Times New Roman" w:cs="Times New Roman"/>
+                <w:noProof/>
                 <w:lang w:val="lv-LV"/>
               </w:rPr>
               <w:t>1.</w:t>
@@ -686,6 +690,7 @@
             <w:r>
               <w:rPr>
                 <w:rFonts w:asciiTheme="minorHAnsi" w:eastAsiaTheme="minorEastAsia" w:hAnsiTheme="minorHAnsi"/>
+                <w:noProof/>
                 <w:sz w:val="22"/>
               </w:rPr>
               <w:tab/>
@@ -693,20 +698,38 @@
             <w:r>
               <w:rPr>
                 <w:rStyle w:val="Hyperlink"/>
+                <w:noProof/>
                 <w:lang w:val="lv-LV"/>
               </w:rPr>
               <w:t>Laboratory work task</w:t>
             </w:r>
             <w:r>
+              <w:rPr>
+                <w:noProof/>
+              </w:rPr>
               <w:tab/>
             </w:r>
             <w:r>
+              <w:rPr>
+                <w:noProof/>
+              </w:rPr>
               <w:fldChar w:fldCharType="begin"/>
             </w:r>
             <w:r>
-              <w:instrText xml:space="preserve"> PAGEREF _Toc216354040 \h </w:instrText>
+              <w:rPr>
+                <w:noProof/>
+              </w:rPr>
+              <w:instrText xml:space="preserve"> PAGEREF _Toc226934956 \h </w:instrText>
             </w:r>
             <w:r>
+              <w:rPr>
+                <w:noProof/>
+              </w:rPr>
+            </w:r>
+            <w:r>
+              <w:rPr>
+                <w:noProof/>
+              </w:rPr>
               <w:fldChar w:fldCharType="separate"/>
             </w:r>
             <w:r>
@@ -716,6 +739,9 @@
               <w:t>3</w:t>
             </w:r>
             <w:r>
+              <w:rPr>
+                <w:noProof/>
+              </w:rPr>
               <w:fldChar w:fldCharType="end"/>
             </w:r>
           </w:hyperlink>
@@ -729,20 +755,23 @@
             </w:tabs>
             <w:rPr>
               <w:rFonts w:asciiTheme="minorHAnsi" w:eastAsiaTheme="minorEastAsia" w:hAnsiTheme="minorHAnsi"/>
+              <w:noProof/>
               <w:sz w:val="22"/>
             </w:rPr>
           </w:pPr>
-          <w:hyperlink w:anchor="_Toc216354042" w:tooltip="#_Toc216354042" w:history="1">
+          <w:hyperlink w:anchor="_Toc226934957" w:history="1">
             <w:r>
               <w:rPr>
                 <w:rStyle w:val="Hyperlink"/>
                 <w:rFonts w:eastAsia="Times New Roman" w:cs="Times New Roman"/>
+                <w:noProof/>
               </w:rPr>
               <w:t>2.</w:t>
             </w:r>
             <w:r>
               <w:rPr>
                 <w:rFonts w:asciiTheme="minorHAnsi" w:eastAsiaTheme="minorEastAsia" w:hAnsiTheme="minorHAnsi"/>
+                <w:noProof/>
                 <w:sz w:val="22"/>
               </w:rPr>
               <w:tab/>
@@ -750,19 +779,37 @@
             <w:r>
               <w:rPr>
                 <w:rStyle w:val="Hyperlink"/>
+                <w:noProof/>
               </w:rPr>
               <w:t>Individual task</w:t>
             </w:r>
             <w:r>
+              <w:rPr>
+                <w:noProof/>
+              </w:rPr>
               <w:tab/>
             </w:r>
             <w:r>
+              <w:rPr>
+                <w:noProof/>
+              </w:rPr>
               <w:fldChar w:fldCharType="begin"/>
             </w:r>
             <w:r>
-              <w:instrText xml:space="preserve"> PAGEREF _Toc216354042 \h </w:instrText>
+              <w:rPr>
+                <w:noProof/>
+              </w:rPr>
+              <w:instrText xml:space="preserve"> PAGEREF _Toc226934957 \h </w:instrText>
             </w:r>
             <w:r>
+              <w:rPr>
+                <w:noProof/>
+              </w:rPr>
+            </w:r>
+            <w:r>
+              <w:rPr>
+                <w:noProof/>
+              </w:rPr>
               <w:fldChar w:fldCharType="separate"/>
             </w:r>
             <w:r>
@@ -772,6 +819,9 @@
               <w:t>3</w:t>
             </w:r>
             <w:r>
+              <w:rPr>
+                <w:noProof/>
+              </w:rPr>
               <w:fldChar w:fldCharType="end"/>
             </w:r>
           </w:hyperlink>
@@ -785,20 +835,23 @@
             </w:tabs>
             <w:rPr>
               <w:rFonts w:asciiTheme="minorHAnsi" w:eastAsiaTheme="minorEastAsia" w:hAnsiTheme="minorHAnsi"/>
+              <w:noProof/>
               <w:sz w:val="22"/>
             </w:rPr>
           </w:pPr>
-          <w:hyperlink w:anchor="_Toc216354043" w:tooltip="#_Toc216354043" w:history="1">
+          <w:hyperlink w:anchor="_Toc226934958" w:history="1">
             <w:r>
               <w:rPr>
                 <w:rStyle w:val="Hyperlink"/>
                 <w:rFonts w:eastAsia="Times New Roman" w:cs="Times New Roman"/>
+                <w:noProof/>
               </w:rPr>
               <w:t>3.</w:t>
             </w:r>
             <w:r>
               <w:rPr>
                 <w:rFonts w:asciiTheme="minorHAnsi" w:eastAsiaTheme="minorEastAsia" w:hAnsiTheme="minorHAnsi"/>
+                <w:noProof/>
                 <w:sz w:val="22"/>
               </w:rPr>
               <w:tab/>
@@ -806,19 +859,51 @@
             <w:r>
               <w:rPr>
                 <w:rStyle w:val="Hyperlink"/>
+                <w:noProof/>
               </w:rPr>
-              <w:t>Algorithm data flow</w:t>
+              <w:t>Algorithm data fl</w:t>
             </w:r>
             <w:r>
+              <w:rPr>
+                <w:rStyle w:val="Hyperlink"/>
+                <w:noProof/>
+              </w:rPr>
+              <w:t>o</w:t>
+            </w:r>
+            <w:r>
+              <w:rPr>
+                <w:rStyle w:val="Hyperlink"/>
+                <w:noProof/>
+              </w:rPr>
+              <w:t>w</w:t>
+            </w:r>
+            <w:r>
+              <w:rPr>
+                <w:noProof/>
+              </w:rPr>
               <w:tab/>
             </w:r>
             <w:r>
+              <w:rPr>
+                <w:noProof/>
+              </w:rPr>
               <w:fldChar w:fldCharType="begin"/>
             </w:r>
             <w:r>
-              <w:instrText xml:space="preserve"> PAGEREF _Toc216354043 \h </w:instrText>
+              <w:rPr>
+                <w:noProof/>
+              </w:rPr>
+              <w:instrText xml:space="preserve"> PAGEREF _Toc226934958 \h </w:instrText>
             </w:r>
             <w:r>
+              <w:rPr>
+                <w:noProof/>
+              </w:rPr>
+            </w:r>
+            <w:r>
+              <w:rPr>
+                <w:noProof/>
+              </w:rPr>
               <w:fldChar w:fldCharType="separate"/>
             </w:r>
             <w:r>
@@ -828,6 +913,9 @@
               <w:t>4</w:t>
             </w:r>
             <w:r>
+              <w:rPr>
+                <w:noProof/>
+              </w:rPr>
               <w:fldChar w:fldCharType="end"/>
             </w:r>
           </w:hyperlink>
@@ -841,20 +929,23 @@
             </w:tabs>
             <w:rPr>
               <w:rFonts w:asciiTheme="minorHAnsi" w:eastAsiaTheme="minorEastAsia" w:hAnsiTheme="minorHAnsi"/>
+              <w:noProof/>
               <w:sz w:val="22"/>
             </w:rPr>
           </w:pPr>
-          <w:hyperlink w:anchor="_Toc216354044" w:tooltip="#_Toc216354044" w:history="1">
+          <w:hyperlink w:anchor="_Toc226934959" w:history="1">
             <w:r>
               <w:rPr>
                 <w:rStyle w:val="Hyperlink"/>
                 <w:rFonts w:eastAsia="Times New Roman" w:cs="Times New Roman"/>
+                <w:noProof/>
               </w:rPr>
               <w:t>4.</w:t>
             </w:r>
             <w:r>
               <w:rPr>
                 <w:rFonts w:asciiTheme="minorHAnsi" w:eastAsiaTheme="minorEastAsia" w:hAnsiTheme="minorHAnsi"/>
+                <w:noProof/>
                 <w:sz w:val="22"/>
               </w:rPr>
               <w:tab/>
@@ -862,19 +953,37 @@
             <w:r>
               <w:rPr>
                 <w:rStyle w:val="Hyperlink"/>
+                <w:noProof/>
               </w:rPr>
               <w:t>Algorithm description</w:t>
             </w:r>
             <w:r>
+              <w:rPr>
+                <w:noProof/>
+              </w:rPr>
               <w:tab/>
             </w:r>
             <w:r>
+              <w:rPr>
+                <w:noProof/>
+              </w:rPr>
               <w:fldChar w:fldCharType="begin"/>
             </w:r>
             <w:r>
-              <w:instrText xml:space="preserve"> PAGEREF _Toc216354044 \h </w:instrText>
+              <w:rPr>
+                <w:noProof/>
+              </w:rPr>
+              <w:instrText xml:space="preserve"> PAGEREF _Toc226934959 \h </w:instrText>
             </w:r>
             <w:r>
+              <w:rPr>
+                <w:noProof/>
+              </w:rPr>
+            </w:r>
+            <w:r>
+              <w:rPr>
+                <w:noProof/>
+              </w:rPr>
               <w:fldChar w:fldCharType="separate"/>
             </w:r>
             <w:r>
@@ -884,6 +993,9 @@
               <w:t>7</w:t>
             </w:r>
             <w:r>
+              <w:rPr>
+                <w:noProof/>
+              </w:rPr>
               <w:fldChar w:fldCharType="end"/>
             </w:r>
           </w:hyperlink>
@@ -897,20 +1009,23 @@
             </w:tabs>
             <w:rPr>
               <w:rFonts w:asciiTheme="minorHAnsi" w:eastAsiaTheme="minorEastAsia" w:hAnsiTheme="minorHAnsi"/>
+              <w:noProof/>
               <w:sz w:val="22"/>
             </w:rPr>
           </w:pPr>
-          <w:hyperlink w:anchor="_Toc216354045" w:tooltip="#_Toc216354045" w:history="1">
+          <w:hyperlink w:anchor="_Toc226934960" w:history="1">
             <w:r>
               <w:rPr>
                 <w:rStyle w:val="Hyperlink"/>
                 <w:rFonts w:eastAsia="Times New Roman" w:cs="Times New Roman"/>
+                <w:noProof/>
               </w:rPr>
               <w:t>5.</w:t>
             </w:r>
             <w:r>
               <w:rPr>
                 <w:rFonts w:asciiTheme="minorHAnsi" w:eastAsiaTheme="minorEastAsia" w:hAnsiTheme="minorHAnsi"/>
+                <w:noProof/>
                 <w:sz w:val="22"/>
               </w:rPr>
               <w:tab/>
@@ -918,19 +1033,37 @@
             <w:r>
               <w:rPr>
                 <w:rStyle w:val="Hyperlink"/>
+                <w:noProof/>
               </w:rPr>
               <w:t>Source code</w:t>
             </w:r>
             <w:r>
+              <w:rPr>
+                <w:noProof/>
+              </w:rPr>
               <w:tab/>
             </w:r>
             <w:r>
+              <w:rPr>
+                <w:noProof/>
+              </w:rPr>
               <w:fldChar w:fldCharType="begin"/>
             </w:r>
             <w:r>
-              <w:instrText xml:space="preserve"> PAGEREF _Toc216354045 \h </w:instrText>
+              <w:rPr>
+                <w:noProof/>
+              </w:rPr>
+              <w:instrText xml:space="preserve"> PAGEREF _Toc226934960 \h </w:instrText>
             </w:r>
             <w:r>
+              <w:rPr>
+                <w:noProof/>
+              </w:rPr>
+            </w:r>
+            <w:r>
+              <w:rPr>
+                <w:noProof/>
+              </w:rPr>
               <w:fldChar w:fldCharType="separate"/>
             </w:r>
             <w:r>
@@ -940,6 +1073,9 @@
               <w:t>8</w:t>
             </w:r>
             <w:r>
+              <w:rPr>
+                <w:noProof/>
+              </w:rPr>
               <w:fldChar w:fldCharType="end"/>
             </w:r>
           </w:hyperlink>
@@ -953,20 +1089,23 @@
             </w:tabs>
             <w:rPr>
               <w:rFonts w:asciiTheme="minorHAnsi" w:eastAsiaTheme="minorEastAsia" w:hAnsiTheme="minorHAnsi"/>
+              <w:noProof/>
               <w:sz w:val="22"/>
             </w:rPr>
           </w:pPr>
-          <w:hyperlink w:anchor="_Toc216354046" w:tooltip="#_Toc216354046" w:history="1">
+          <w:hyperlink w:anchor="_Toc226934961" w:history="1">
             <w:r>
               <w:rPr>
                 <w:rStyle w:val="Hyperlink"/>
                 <w:rFonts w:eastAsia="Times New Roman" w:cs="Times New Roman"/>
+                <w:noProof/>
               </w:rPr>
               <w:t>6.</w:t>
             </w:r>
             <w:r>
               <w:rPr>
                 <w:rFonts w:asciiTheme="minorHAnsi" w:eastAsiaTheme="minorEastAsia" w:hAnsiTheme="minorHAnsi"/>
+                <w:noProof/>
                 <w:sz w:val="22"/>
               </w:rPr>
               <w:tab/>
@@ -974,19 +1113,37 @@
             <w:r>
               <w:rPr>
                 <w:rStyle w:val="Hyperlink"/>
+                <w:noProof/>
               </w:rPr>
               <w:t>Running program example</w:t>
             </w:r>
             <w:r>
+              <w:rPr>
+                <w:noProof/>
+              </w:rPr>
               <w:tab/>
             </w:r>
             <w:r>
+              <w:rPr>
+                <w:noProof/>
+              </w:rPr>
               <w:fldChar w:fldCharType="begin"/>
             </w:r>
             <w:r>
-              <w:instrText xml:space="preserve"> PAGEREF _Toc216354046 \h </w:instrText>
+              <w:rPr>
+                <w:noProof/>
+              </w:rPr>
+              <w:instrText xml:space="preserve"> PAGEREF _Toc226934961 \h </w:instrText>
             </w:r>
             <w:r>
+              <w:rPr>
+                <w:noProof/>
+              </w:rPr>
+            </w:r>
+            <w:r>
+              <w:rPr>
+                <w:noProof/>
+              </w:rPr>
               <w:fldChar w:fldCharType="separate"/>
             </w:r>
             <w:r>
@@ -996,6 +1153,9 @@
               <w:t>11</w:t>
             </w:r>
             <w:r>
+              <w:rPr>
+                <w:noProof/>
+              </w:rPr>
               <w:fldChar w:fldCharType="end"/>
             </w:r>
           </w:hyperlink>
@@ -1009,21 +1169,24 @@
             </w:tabs>
             <w:rPr>
               <w:rFonts w:asciiTheme="minorHAnsi" w:eastAsiaTheme="minorEastAsia" w:hAnsiTheme="minorHAnsi"/>
+              <w:noProof/>
               <w:sz w:val="22"/>
             </w:rPr>
           </w:pPr>
-          <w:hyperlink w:anchor="_Toc216354047" w:tooltip="#_Toc216354047" w:history="1">
+          <w:hyperlink w:anchor="_Toc226934962" w:history="1">
             <w:r>
               <w:rPr>
                 <w:rStyle w:val="Hyperlink"/>
                 <w:rFonts w:eastAsia="Times New Roman" w:cs="Times New Roman"/>
                 <w:bCs/>
+                <w:noProof/>
               </w:rPr>
               <w:t>7.</w:t>
             </w:r>
             <w:r>
               <w:rPr>
                 <w:rFonts w:asciiTheme="minorHAnsi" w:eastAsiaTheme="minorEastAsia" w:hAnsiTheme="minorHAnsi"/>
+                <w:noProof/>
                 <w:sz w:val="22"/>
               </w:rPr>
               <w:tab/>
@@ -1031,19 +1194,37 @@
             <w:r>
               <w:rPr>
                 <w:rStyle w:val="Hyperlink"/>
+                <w:noProof/>
               </w:rPr>
               <w:t>Testing</w:t>
             </w:r>
             <w:r>
+              <w:rPr>
+                <w:noProof/>
+              </w:rPr>
               <w:tab/>
             </w:r>
             <w:r>
+              <w:rPr>
+                <w:noProof/>
+              </w:rPr>
               <w:fldChar w:fldCharType="begin"/>
             </w:r>
             <w:r>
-              <w:instrText xml:space="preserve"> PAGEREF _Toc216354047 \h </w:instrText>
+              <w:rPr>
+                <w:noProof/>
+              </w:rPr>
+              <w:instrText xml:space="preserve"> PAGEREF _Toc226934962 \h </w:instrText>
             </w:r>
             <w:r>
+              <w:rPr>
+                <w:noProof/>
+              </w:rPr>
+            </w:r>
+            <w:r>
+              <w:rPr>
+                <w:noProof/>
+              </w:rPr>
               <w:fldChar w:fldCharType="separate"/>
             </w:r>
             <w:r>
@@ -1053,6 +1234,9 @@
               <w:t>12</w:t>
             </w:r>
             <w:r>
+              <w:rPr>
+                <w:noProof/>
+              </w:rPr>
               <w:fldChar w:fldCharType="end"/>
             </w:r>
           </w:hyperlink>
@@ -1066,20 +1250,23 @@
             </w:tabs>
             <w:rPr>
               <w:rFonts w:asciiTheme="minorHAnsi" w:eastAsiaTheme="minorEastAsia" w:hAnsiTheme="minorHAnsi"/>
+              <w:noProof/>
               <w:sz w:val="22"/>
             </w:rPr>
           </w:pPr>
-          <w:hyperlink w:anchor="_Toc216354048" w:tooltip="#_Toc216354048" w:history="1">
+          <w:hyperlink w:anchor="_Toc226934963" w:history="1">
             <w:r>
               <w:rPr>
                 <w:rStyle w:val="Hyperlink"/>
                 <w:rFonts w:eastAsia="Times New Roman" w:cs="Times New Roman"/>
+                <w:noProof/>
               </w:rPr>
               <w:t>8.</w:t>
             </w:r>
             <w:r>
               <w:rPr>
                 <w:rFonts w:asciiTheme="minorHAnsi" w:eastAsiaTheme="minorEastAsia" w:hAnsiTheme="minorHAnsi"/>
+                <w:noProof/>
                 <w:sz w:val="22"/>
               </w:rPr>
               <w:tab/>
@@ -1087,20 +1274,46 @@
             <w:r>
               <w:rPr>
                 <w:rStyle w:val="Hyperlink"/>
+                <w:noProof/>
                 <w:lang w:val="lv-LV"/>
               </w:rPr>
-              <w:t>Conclusions</w:t>
+              <w:t>Conclusion</w:t>
             </w:r>
             <w:r>
+              <w:rPr>
+                <w:rStyle w:val="Hyperlink"/>
+                <w:noProof/>
+                <w:lang w:val="lv-LV"/>
+              </w:rPr>
+              <w:t>s</w:t>
+            </w:r>
+            <w:r>
+              <w:rPr>
+                <w:noProof/>
+              </w:rPr>
               <w:tab/>
             </w:r>
             <w:r>
+              <w:rPr>
+                <w:noProof/>
+              </w:rPr>
               <w:fldChar w:fldCharType="begin"/>
             </w:r>
             <w:r>
-              <w:instrText xml:space="preserve"> PAGEREF _Toc216354048 \h </w:instrText>
+              <w:rPr>
+                <w:noProof/>
+              </w:rPr>
+              <w:instrText xml:space="preserve"> PAGEREF _Toc226934963 \h </w:instrText>
             </w:r>
             <w:r>
+              <w:rPr>
+                <w:noProof/>
+              </w:rPr>
+            </w:r>
+            <w:r>
+              <w:rPr>
+                <w:noProof/>
+              </w:rPr>
               <w:fldChar w:fldCharType="separate"/>
             </w:r>
             <w:r>
@@ -1110,6 +1323,9 @@
               <w:t>13</w:t>
             </w:r>
             <w:r>
+              <w:rPr>
+                <w:noProof/>
+              </w:rPr>
               <w:fldChar w:fldCharType="end"/>
             </w:r>
           </w:hyperlink>
@@ -1163,7 +1379,7 @@
           <w:lang w:val="lv-LV"/>
         </w:rPr>
       </w:pPr>
-      <w:bookmarkStart w:id="0" w:name="_Toc216354040"/>
+      <w:bookmarkStart w:id="0" w:name="_Toc226934956"/>
       <w:r>
         <w:rPr>
           <w:lang w:val="lv-LV"/>
@@ -1205,7 +1421,7 @@
       <w:pPr>
         <w:pStyle w:val="Heading1"/>
       </w:pPr>
-      <w:bookmarkStart w:id="4" w:name="_Toc216354042"/>
+      <w:bookmarkStart w:id="4" w:name="_Toc226934957"/>
       <w:r>
         <w:t>Individual task</w:t>
       </w:r>
@@ -1249,7 +1465,7 @@
       <w:pPr>
         <w:pStyle w:val="Heading1"/>
       </w:pPr>
-      <w:bookmarkStart w:id="5" w:name="_Toc216354043"/>
+      <w:bookmarkStart w:id="5" w:name="_Toc226934958"/>
       <w:r>
         <w:rPr>
           <w:rStyle w:val="Heading1Char"/>
@@ -1277,10 +1493,10 @@
           <w:lang w:val="lv-LV"/>
         </w:rPr>
         <w:drawing>
-          <wp:inline distT="0" distB="0" distL="0" distR="0" wp14:anchorId="7CE72EFE" wp14:editId="79943A4B">
-            <wp:extent cx="5705867" cy="4370841"/>
-            <wp:effectExtent l="0" t="0" r="9525" b="0"/>
-            <wp:docPr id="5" name="Picture 5"/>
+          <wp:inline distT="0" distB="0" distL="0" distR="0" wp14:anchorId="50B447D0" wp14:editId="2C2D9F48">
+            <wp:extent cx="6152515" cy="6877050"/>
+            <wp:effectExtent l="0" t="0" r="635" b="0"/>
+            <wp:docPr id="2" name="Picture 2"/>
             <wp:cNvGraphicFramePr>
               <a:graphicFrameLocks xmlns:a="http://schemas.openxmlformats.org/drawingml/2006/main" noChangeAspect="1"/>
             </wp:cNvGraphicFramePr>
@@ -1288,11 +1504,11 @@
               <a:graphicData uri="http://schemas.openxmlformats.org/drawingml/2006/picture">
                 <pic:pic xmlns:pic="http://schemas.openxmlformats.org/drawingml/2006/picture">
                   <pic:nvPicPr>
-                    <pic:cNvPr id="5" name="Picture 5"/>
+                    <pic:cNvPr id="2" name=""/>
                     <pic:cNvPicPr/>
                   </pic:nvPicPr>
                   <pic:blipFill>
-                    <a:blip r:embed="rId14">
+                    <a:blip r:embed="rId14" cstate="print">
                       <a:extLst>
                         <a:ext uri="{28A0092B-C50C-407E-A947-70E740481C1C}">
                           <a14:useLocalDpi xmlns:a14="http://schemas.microsoft.com/office/drawing/2010/main" val="0"/>
@@ -1306,7 +1522,7 @@
                   <pic:spPr>
                     <a:xfrm>
                       <a:off x="0" y="0"/>
-                      <a:ext cx="5705867" cy="4370841"/>
+                      <a:ext cx="6152515" cy="6877050"/>
                     </a:xfrm>
                     <a:prstGeom prst="rect">
                       <a:avLst/>
@@ -1342,7 +1558,7 @@
           <w:sz w:val="22"/>
           <w:lang w:val="lv-LV"/>
         </w:rPr>
-        <w:t>Sum of positive elements</w:t>
+        <w:t>C-string overloaded function</w:t>
       </w:r>
     </w:p>
     <w:p>
@@ -1380,10 +1596,10 @@
         </w:rPr>
         <w:lastRenderedPageBreak/>
         <w:drawing>
-          <wp:inline distT="0" distB="0" distL="0" distR="0" wp14:anchorId="31207436" wp14:editId="6632738F">
-            <wp:extent cx="6152515" cy="6221730"/>
-            <wp:effectExtent l="0" t="0" r="635" b="7620"/>
-            <wp:docPr id="6" name="Picture 6"/>
+          <wp:inline distT="0" distB="0" distL="0" distR="0" wp14:anchorId="0C53654C" wp14:editId="50920EF7">
+            <wp:extent cx="6152515" cy="5278120"/>
+            <wp:effectExtent l="0" t="0" r="635" b="0"/>
+            <wp:docPr id="7" name="Picture 7"/>
             <wp:cNvGraphicFramePr>
               <a:graphicFrameLocks xmlns:a="http://schemas.openxmlformats.org/drawingml/2006/main" noChangeAspect="1"/>
             </wp:cNvGraphicFramePr>
@@ -1391,7 +1607,7 @@
               <a:graphicData uri="http://schemas.openxmlformats.org/drawingml/2006/picture">
                 <pic:pic xmlns:pic="http://schemas.openxmlformats.org/drawingml/2006/picture">
                   <pic:nvPicPr>
-                    <pic:cNvPr id="6" name=""/>
+                    <pic:cNvPr id="7" name=""/>
                     <pic:cNvPicPr/>
                   </pic:nvPicPr>
                   <pic:blipFill>
@@ -1409,7 +1625,7 @@
                   <pic:spPr>
                     <a:xfrm>
                       <a:off x="0" y="0"/>
-                      <a:ext cx="6152515" cy="6221730"/>
+                      <a:ext cx="6152515" cy="5278120"/>
                     </a:xfrm>
                     <a:prstGeom prst="rect">
                       <a:avLst/>
@@ -1445,7 +1661,7 @@
           <w:sz w:val="22"/>
           <w:lang w:val="lv-LV"/>
         </w:rPr>
-        <w:t>Product of elements between extremes</w:t>
+        <w:t>String object overloaded function</w:t>
       </w:r>
     </w:p>
     <w:p>
@@ -1482,72 +1698,47 @@
           <w:lang w:val="lv-LV"/>
         </w:rPr>
         <w:lastRenderedPageBreak/>
-        <mc:AlternateContent>
-          <mc:Choice Requires="wpg">
-            <w:drawing>
-              <wp:inline distT="0" distB="0" distL="0" distR="0" wp14:anchorId="259BC987" wp14:editId="648F0473">
-                <wp:extent cx="6152515" cy="5309870"/>
-                <wp:effectExtent l="0" t="0" r="635" b="0"/>
-                <wp:docPr id="4" name="Picture 6"/>
-                <wp:cNvGraphicFramePr>
-                  <a:graphicFrameLocks xmlns:a="http://schemas.openxmlformats.org/drawingml/2006/main" noChangeAspect="1"/>
-                </wp:cNvGraphicFramePr>
-                <a:graphic xmlns:a="http://schemas.openxmlformats.org/drawingml/2006/main">
-                  <a:graphicData uri="http://schemas.openxmlformats.org/drawingml/2006/picture">
-                    <pic:pic xmlns:pic="http://schemas.openxmlformats.org/drawingml/2006/picture">
-                      <pic:nvPicPr>
-                        <pic:cNvPr id="6" name=""/>
-                        <pic:cNvPicPr>
-                          <a:picLocks noChangeAspect="1"/>
-                        </pic:cNvPicPr>
-                      </pic:nvPicPr>
-                      <pic:blipFill>
-                        <a:blip r:embed="rId16"/>
-                        <a:stretch/>
-                      </pic:blipFill>
-                      <pic:spPr bwMode="auto">
-                        <a:xfrm>
-                          <a:off x="0" y="0"/>
-                          <a:ext cx="6152515" cy="5309870"/>
-                        </a:xfrm>
-                        <a:prstGeom prst="rect">
-                          <a:avLst/>
-                        </a:prstGeom>
-                      </pic:spPr>
-                    </pic:pic>
-                  </a:graphicData>
-                </a:graphic>
-              </wp:inline>
-            </w:drawing>
-          </mc:Choice>
-          <mc:Fallback xmlns:a="http://schemas.openxmlformats.org/drawingml/2006/main">
-            <w:pict>
-              <v:shapetype id="_x0000_t75" coordsize="21600,21600" o:spt="75" o:preferrelative="t" path="m@4@5l@4@11@9@11@9@5xe" filled="f" stroked="f">
-                <v:stroke joinstyle="miter"/>
-                <v:formulas>
-                  <v:f eqn="if lineDrawn pixelLineWidth 0"/>
-                  <v:f eqn="sum @0 1 0"/>
-                  <v:f eqn="sum 0 0 @1"/>
-                  <v:f eqn="prod @2 1 2"/>
-                  <v:f eqn="prod @3 21600 pixelWidth"/>
-                  <v:f eqn="prod @3 21600 pixelHeight"/>
-                  <v:f eqn="sum @0 0 1"/>
-                  <v:f eqn="prod @6 1 2"/>
-                  <v:f eqn="prod @7 21600 pixelWidth"/>
-                  <v:f eqn="sum @8 21600 0"/>
-                  <v:f eqn="prod @7 21600 pixelHeight"/>
-                  <v:f eqn="sum @10 21600 0"/>
-                </v:formulas>
-                <v:path o:extrusionok="f" gradientshapeok="t" o:connecttype="rect"/>
-                <o:lock v:ext="edit" aspectratio="t"/>
-              </v:shapetype>
-              <v:shape id="_x0000_i3" o:spid="_x0000_s3" type="#_x0000_t75" style="width:484.45pt;height:418.10pt;mso-wrap-distance-left:0.00pt;mso-wrap-distance-top:0.00pt;mso-wrap-distance-right:0.00pt;mso-wrap-distance-bottom:0.00pt;z-index:1;" stroked="false">
-                <v:imagedata r:id="rId18" o:title=""/>
-                <o:lock v:ext="edit" rotation="t"/>
-              </v:shape>
-            </w:pict>
-          </mc:Fallback>
-        </mc:AlternateContent>
+        <w:drawing>
+          <wp:inline distT="0" distB="0" distL="0" distR="0" wp14:anchorId="32B119CE" wp14:editId="7DD379B8">
+            <wp:extent cx="6152515" cy="7452995"/>
+            <wp:effectExtent l="0" t="0" r="635" b="0"/>
+            <wp:docPr id="8" name="Picture 8"/>
+            <wp:cNvGraphicFramePr>
+              <a:graphicFrameLocks xmlns:a="http://schemas.openxmlformats.org/drawingml/2006/main" noChangeAspect="1"/>
+            </wp:cNvGraphicFramePr>
+            <a:graphic xmlns:a="http://schemas.openxmlformats.org/drawingml/2006/main">
+              <a:graphicData uri="http://schemas.openxmlformats.org/drawingml/2006/picture">
+                <pic:pic xmlns:pic="http://schemas.openxmlformats.org/drawingml/2006/picture">
+                  <pic:nvPicPr>
+                    <pic:cNvPr id="8" name=""/>
+                    <pic:cNvPicPr/>
+                  </pic:nvPicPr>
+                  <pic:blipFill>
+                    <a:blip r:embed="rId16" cstate="print">
+                      <a:extLst>
+                        <a:ext uri="{28A0092B-C50C-407E-A947-70E740481C1C}">
+                          <a14:useLocalDpi xmlns:a14="http://schemas.microsoft.com/office/drawing/2010/main" val="0"/>
+                        </a:ext>
+                      </a:extLst>
+                    </a:blip>
+                    <a:stretch>
+                      <a:fillRect/>
+                    </a:stretch>
+                  </pic:blipFill>
+                  <pic:spPr>
+                    <a:xfrm>
+                      <a:off x="0" y="0"/>
+                      <a:ext cx="6152515" cy="7452995"/>
+                    </a:xfrm>
+                    <a:prstGeom prst="rect">
+                      <a:avLst/>
+                    </a:prstGeom>
+                  </pic:spPr>
+                </pic:pic>
+              </a:graphicData>
+            </a:graphic>
+          </wp:inline>
+        </w:drawing>
       </w:r>
     </w:p>
     <w:p>
@@ -1573,7 +1764,7 @@
           <w:sz w:val="22"/>
           <w:lang w:val="lv-LV"/>
         </w:rPr>
-        <w:t>Bubble sort (descending)</w:t>
+        <w:t>Main function</w:t>
       </w:r>
     </w:p>
     <w:p>
@@ -1608,7 +1799,7 @@
       <w:pPr>
         <w:pStyle w:val="Heading1"/>
       </w:pPr>
-      <w:bookmarkStart w:id="6" w:name="_Toc216354044"/>
+      <w:bookmarkStart w:id="6" w:name="_Toc226934959"/>
       <w:r>
         <w:t>Algorithm description</w:t>
       </w:r>
@@ -1796,7 +1987,7 @@
       <w:pPr>
         <w:pStyle w:val="Heading1"/>
       </w:pPr>
-      <w:bookmarkStart w:id="7" w:name="_Toc216354045"/>
+      <w:bookmarkStart w:id="7" w:name="_Toc226934960"/>
       <w:r>
         <w:lastRenderedPageBreak/>
         <w:t>Source code</w:t>
@@ -11905,7 +12096,7 @@
       <w:pPr>
         <w:pStyle w:val="Heading1"/>
       </w:pPr>
-      <w:bookmarkStart w:id="8" w:name="_Toc216354046"/>
+      <w:bookmarkStart w:id="8" w:name="_Toc226934961"/>
       <w:r>
         <w:lastRenderedPageBreak/>
         <w:t>Running program example</w:t>
@@ -11936,7 +12127,7 @@
                     <pic:cNvPicPr/>
                   </pic:nvPicPr>
                   <pic:blipFill>
-                    <a:blip r:embed="rId19">
+                    <a:blip r:embed="rId17">
                       <a:extLst>
                         <a:ext uri="{28A0092B-C50C-407E-A947-70E740481C1C}">
                           <a14:useLocalDpi xmlns:a14="http://schemas.microsoft.com/office/drawing/2010/main" val="0"/>
@@ -12024,7 +12215,7 @@
           <w:szCs w:val="24"/>
         </w:rPr>
       </w:pPr>
-      <w:bookmarkStart w:id="9" w:name="_Toc216354047"/>
+      <w:bookmarkStart w:id="9" w:name="_Toc226934962"/>
       <w:r>
         <w:lastRenderedPageBreak/>
         <w:t>Testing</w:t>
@@ -13310,7 +13501,7 @@
           <w:szCs w:val="24"/>
         </w:rPr>
       </w:pPr>
-      <w:bookmarkStart w:id="10" w:name="_Toc216354048"/>
+      <w:bookmarkStart w:id="10" w:name="_Toc226934963"/>
       <w:r>
         <w:rPr>
           <w:lang w:val="lv-LV"/>
@@ -13392,8 +13583,8 @@
       </w:r>
     </w:p>
     <w:sectPr>
-      <w:headerReference w:type="default" r:id="rId20"/>
-      <w:footerReference w:type="default" r:id="rId21"/>
+      <w:headerReference w:type="default" r:id="rId18"/>
+      <w:footerReference w:type="default" r:id="rId19"/>
       <w:pgSz w:w="12240" w:h="15840"/>
       <w:pgMar w:top="1134" w:right="850" w:bottom="1134" w:left="1701" w:header="567" w:footer="567" w:gutter="0"/>
       <w:cols w:space="720"/>
@@ -28606,6 +28797,7 @@
     <w:rsid w:val="001B7CE8"/>
     <w:rsid w:val="00426256"/>
     <w:rsid w:val="005D63BC"/>
+    <w:rsid w:val="00BD4E5F"/>
     <w:rsid w:val="00EB2F60"/>
   </w:rsids>
   <m:mathPr>

--- a/LAB2_1/Report_Lab_2-1_93642.docx
+++ b/LAB2_1/Report_Lab_2-1_93642.docx
@@ -861,21 +861,7 @@
                 <w:rStyle w:val="Hyperlink"/>
                 <w:noProof/>
               </w:rPr>
-              <w:t>Algorithm data fl</w:t>
-            </w:r>
-            <w:r>
-              <w:rPr>
-                <w:rStyle w:val="Hyperlink"/>
-                <w:noProof/>
-              </w:rPr>
-              <w:t>o</w:t>
-            </w:r>
-            <w:r>
-              <w:rPr>
-                <w:rStyle w:val="Hyperlink"/>
-                <w:noProof/>
-              </w:rPr>
-              <w:t>w</w:t>
+              <w:t>Algorithm data flow</w:t>
             </w:r>
             <w:r>
               <w:rPr>
@@ -1277,15 +1263,7 @@
                 <w:noProof/>
                 <w:lang w:val="lv-LV"/>
               </w:rPr>
-              <w:t>Conclusion</w:t>
-            </w:r>
-            <w:r>
-              <w:rPr>
-                <w:rStyle w:val="Hyperlink"/>
-                <w:noProof/>
-                <w:lang w:val="lv-LV"/>
-              </w:rPr>
-              <w:t>s</w:t>
+              <w:t>Conclusions</w:t>
             </w:r>
             <w:r>
               <w:rPr>
@@ -1699,10 +1677,10 @@
         </w:rPr>
         <w:lastRenderedPageBreak/>
         <w:drawing>
-          <wp:inline distT="0" distB="0" distL="0" distR="0" wp14:anchorId="32B119CE" wp14:editId="7DD379B8">
+          <wp:inline distT="0" distB="0" distL="0" distR="0" wp14:anchorId="7B1055C0" wp14:editId="70BECC52">
             <wp:extent cx="6152515" cy="7452995"/>
             <wp:effectExtent l="0" t="0" r="635" b="0"/>
-            <wp:docPr id="8" name="Picture 8"/>
+            <wp:docPr id="4" name="Picture 4"/>
             <wp:cNvGraphicFramePr>
               <a:graphicFrameLocks xmlns:a="http://schemas.openxmlformats.org/drawingml/2006/main" noChangeAspect="1"/>
             </wp:cNvGraphicFramePr>
@@ -1710,7 +1688,7 @@
               <a:graphicData uri="http://schemas.openxmlformats.org/drawingml/2006/picture">
                 <pic:pic xmlns:pic="http://schemas.openxmlformats.org/drawingml/2006/picture">
                   <pic:nvPicPr>
-                    <pic:cNvPr id="8" name=""/>
+                    <pic:cNvPr id="4" name=""/>
                     <pic:cNvPicPr/>
                   </pic:nvPicPr>
                   <pic:blipFill>
@@ -2604,8 +2582,19 @@
           <w:sz w:val="21"/>
           <w:szCs w:val="21"/>
         </w:rPr>
-        <w:t xml:space="preserve">  i</w:t>
-      </w:r>
+        <w:t xml:space="preserve">  </w:t>
+      </w:r>
+      <w:proofErr w:type="spellStart"/>
+      <w:r>
+        <w:rPr>
+          <w:rFonts w:ascii="Consolas" w:eastAsia="Times New Roman" w:hAnsi="Consolas" w:cs="Times New Roman"/>
+          <w:color w:val="BBBEBF"/>
+          <w:sz w:val="21"/>
+          <w:szCs w:val="21"/>
+        </w:rPr>
+        <w:t>i</w:t>
+      </w:r>
+      <w:proofErr w:type="spellEnd"/>
       <w:proofErr w:type="gramEnd"/>
       <w:r>
         <w:rPr>
@@ -5231,8 +5220,19 @@
           <w:sz w:val="21"/>
           <w:szCs w:val="21"/>
         </w:rPr>
-        <w:t xml:space="preserve">  i</w:t>
-      </w:r>
+        <w:t xml:space="preserve">  </w:t>
+      </w:r>
+      <w:proofErr w:type="spellStart"/>
+      <w:r>
+        <w:rPr>
+          <w:rFonts w:ascii="Consolas" w:eastAsia="Times New Roman" w:hAnsi="Consolas" w:cs="Times New Roman"/>
+          <w:color w:val="BBBEBF"/>
+          <w:sz w:val="21"/>
+          <w:szCs w:val="21"/>
+        </w:rPr>
+        <w:t>i</w:t>
+      </w:r>
+      <w:proofErr w:type="spellEnd"/>
       <w:proofErr w:type="gramEnd"/>
       <w:r>
         <w:rPr>
@@ -28796,9 +28796,11 @@
     <w:rsidRoot w:val="00EB2F60"/>
     <w:rsid w:val="001B7CE8"/>
     <w:rsid w:val="00426256"/>
+    <w:rsid w:val="005A3D3C"/>
     <w:rsid w:val="005D63BC"/>
     <w:rsid w:val="00BD4E5F"/>
     <w:rsid w:val="00EB2F60"/>
+    <w:rsid w:val="00EF0370"/>
   </w:rsids>
   <m:mathPr>
     <m:mathFont m:val="Cambria Math"/>
